--- a/插件详细手册/16.图片/特效设计-购物频道.docx
+++ b/插件详细手册/16.图片/特效设计-购物频道.docx
@@ -1,6 +1,6 @@
 
 <file path=word/document.xml><?xml version="1.0" encoding="utf-8"?>
-<w:document xmlns:wpc="http://schemas.microsoft.com/office/word/2010/wordprocessingCanvas" xmlns:cx="http://schemas.microsoft.com/office/drawing/2014/chartex" xmlns:cx1="http://schemas.microsoft.com/office/drawing/2015/9/8/chartex" xmlns:cx2="http://schemas.microsoft.com/office/drawing/2015/10/21/chartex" xmlns:cx3="http://schemas.microsoft.com/office/drawing/2016/5/9/chartex" xmlns:cx4="http://schemas.microsoft.com/office/drawing/2016/5/10/chartex" xmlns:cx5="http://schemas.microsoft.com/office/drawing/2016/5/11/chartex" xmlns:cx6="http://schemas.microsoft.com/office/drawing/2016/5/12/chartex" xmlns:cx7="http://schemas.microsoft.com/office/drawing/2016/5/13/chartex" xmlns:cx8="http://schemas.microsoft.com/office/drawing/2016/5/14/chartex" xmlns:mc="http://schemas.openxmlformats.org/markup-compatibility/2006" xmlns:aink="http://schemas.microsoft.com/office/drawing/2016/ink" xmlns:am3d="http://schemas.microsoft.com/office/drawing/2017/model3d" xmlns:o="urn:schemas-microsoft-com:office:office" xmlns:oel="http://schemas.microsoft.com/office/2019/extlst" xmlns:r="http://schemas.openxmlformats.org/officeDocument/2006/relationships" xmlns:m="http://schemas.openxmlformats.org/officeDocument/2006/math" xmlns:v="urn:schemas-microsoft-com:vml" xmlns:wp14="http://schemas.microsoft.com/office/word/2010/wordprocessingDrawing" xmlns:wp="http://schemas.openxmlformats.org/drawingml/2006/wordprocessingDrawing" xmlns:w10="urn:schemas-microsoft-com:office:word" xmlns:w="http://schemas.openxmlformats.org/wordprocessingml/2006/main" xmlns:w14="http://schemas.microsoft.com/office/word/2010/wordml" xmlns:w15="http://schemas.microsoft.com/office/word/2012/wordml" xmlns:w16cex="http://schemas.microsoft.com/office/word/2018/wordml/cex" xmlns:w16cid="http://schemas.microsoft.com/office/word/2016/wordml/cid" xmlns:w16="http://schemas.microsoft.com/office/word/2018/wordml" xmlns:w16du="http://schemas.microsoft.com/office/word/2023/wordml/word16du" xmlns:w16sdtdh="http://schemas.microsoft.com/office/word/2020/wordml/sdtdatahash" xmlns:w16se="http://schemas.microsoft.com/office/word/2015/wordml/symex" xmlns:wpg="http://schemas.microsoft.com/office/word/2010/wordprocessingGroup" xmlns:wpi="http://schemas.microsoft.com/office/word/2010/wordprocessingInk" xmlns:wne="http://schemas.microsoft.com/office/word/2006/wordml" xmlns:wps="http://schemas.microsoft.com/office/word/2010/wordprocessingShape" mc:Ignorable="w14 w15 w16se w16cid w16 w16cex w16sdtdh w16du wp14">
+<w:document xmlns:wpc="http://schemas.microsoft.com/office/word/2010/wordprocessingCanvas" xmlns:cx="http://schemas.microsoft.com/office/drawing/2014/chartex" xmlns:cx1="http://schemas.microsoft.com/office/drawing/2015/9/8/chartex" xmlns:cx2="http://schemas.microsoft.com/office/drawing/2015/10/21/chartex" xmlns:cx3="http://schemas.microsoft.com/office/drawing/2016/5/9/chartex" xmlns:cx4="http://schemas.microsoft.com/office/drawing/2016/5/10/chartex" xmlns:cx5="http://schemas.microsoft.com/office/drawing/2016/5/11/chartex" xmlns:cx6="http://schemas.microsoft.com/office/drawing/2016/5/12/chartex" xmlns:cx7="http://schemas.microsoft.com/office/drawing/2016/5/13/chartex" xmlns:cx8="http://schemas.microsoft.com/office/drawing/2016/5/14/chartex" xmlns:mc="http://schemas.openxmlformats.org/markup-compatibility/2006" xmlns:aink="http://schemas.microsoft.com/office/drawing/2016/ink" xmlns:am3d="http://schemas.microsoft.com/office/drawing/2017/model3d" xmlns:o="urn:schemas-microsoft-com:office:office" xmlns:oel="http://schemas.microsoft.com/office/2019/extlst" xmlns:r="http://schemas.openxmlformats.org/officeDocument/2006/relationships" xmlns:m="http://schemas.openxmlformats.org/officeDocument/2006/math" xmlns:v="urn:schemas-microsoft-com:vml" xmlns:wp14="http://schemas.microsoft.com/office/word/2010/wordprocessingDrawing" xmlns:wp="http://schemas.openxmlformats.org/drawingml/2006/wordprocessingDrawing" xmlns:w10="urn:schemas-microsoft-com:office:word" xmlns:w="http://schemas.openxmlformats.org/wordprocessingml/2006/main" xmlns:w14="http://schemas.microsoft.com/office/word/2010/wordml" xmlns:w15="http://schemas.microsoft.com/office/word/2012/wordml" xmlns:w16cex="http://schemas.microsoft.com/office/word/2018/wordml/cex" xmlns:w16cid="http://schemas.microsoft.com/office/word/2016/wordml/cid" xmlns:w16="http://schemas.microsoft.com/office/word/2018/wordml" xmlns:w16du="http://schemas.microsoft.com/office/word/2023/wordml/word16du" xmlns:w16sdtdh="http://schemas.microsoft.com/office/word/2020/wordml/sdtdatahash" xmlns:w16sdtfl="http://schemas.microsoft.com/office/word/2024/wordml/sdtformatlock" xmlns:w16se="http://schemas.microsoft.com/office/word/2015/wordml/symex" xmlns:wpg="http://schemas.microsoft.com/office/word/2010/wordprocessingGroup" xmlns:wpi="http://schemas.microsoft.com/office/word/2010/wordprocessingInk" xmlns:wne="http://schemas.microsoft.com/office/word/2006/wordml" xmlns:wps="http://schemas.microsoft.com/office/word/2010/wordprocessingShape" mc:Ignorable="w14 w15 w16se w16cid w16 w16cex w16sdtdh w16sdtfl w16du wp14">
   <w:body>
     <w:p>
       <w:pPr>
@@ -13,8 +13,20 @@
         <w:rPr>
           <w:rFonts w:hint="eastAsia"/>
         </w:rPr>
+        <w:t>===</w:t>
+      </w:r>
+      <w:r>
+        <w:rPr>
+          <w:rFonts w:hint="eastAsia"/>
+        </w:rPr>
         <w:t>概述</w:t>
       </w:r>
+      <w:r>
+        <w:rPr>
+          <w:rFonts w:hint="eastAsia"/>
+        </w:rPr>
+        <w:t>===</w:t>
+      </w:r>
     </w:p>
     <w:p>
       <w:pPr>
@@ -27,13 +39,7 @@
         <w:rPr>
           <w:rFonts w:hint="eastAsia"/>
         </w:rPr>
-        <w:t>基础</w:t>
-      </w:r>
-      <w:r>
-        <w:rPr>
-          <w:rFonts w:hint="eastAsia"/>
-        </w:rPr>
-        <w:t>插件</w:t>
+        <w:t>示例图</w:t>
       </w:r>
     </w:p>
     <w:p>
@@ -86,7 +92,7 @@
         <w:widowControl/>
         <w:jc w:val="center"/>
         <w:rPr>
-          <w:rFonts w:ascii="宋体" w:eastAsia="宋体" w:hAnsi="宋体" w:cs="宋体" w:hint="eastAsia"/>
+          <w:rFonts w:ascii="宋体" w:eastAsia="宋体" w:hAnsi="宋体" w:cs="宋体"/>
           <w:kern w:val="0"/>
           <w:sz w:val="24"/>
           <w:szCs w:val="24"/>
@@ -153,6 +159,43 @@
     <w:p>
       <w:pPr>
         <w:widowControl/>
+        <w:jc w:val="left"/>
+        <w:rPr>
+          <w:rFonts w:ascii="宋体" w:eastAsia="宋体" w:hAnsi="宋体" w:cs="宋体" w:hint="eastAsia"/>
+          <w:kern w:val="0"/>
+          <w:sz w:val="24"/>
+          <w:szCs w:val="24"/>
+        </w:rPr>
+      </w:pPr>
+      <w:r>
+        <w:rPr>
+          <w:rFonts w:ascii="宋体" w:eastAsia="宋体" w:hAnsi="宋体" w:cs="宋体" w:hint="eastAsia"/>
+          <w:kern w:val="0"/>
+          <w:sz w:val="24"/>
+          <w:szCs w:val="24"/>
+        </w:rPr>
+        <w:br w:type="page"/>
+      </w:r>
+    </w:p>
+    <w:p>
+      <w:pPr>
+        <w:pStyle w:val="3"/>
+        <w:rPr>
+          <w:rFonts w:hint="eastAsia"/>
+        </w:rPr>
+      </w:pPr>
+      <w:r>
+        <w:rPr>
+          <w:rFonts w:hint="eastAsia"/>
+        </w:rPr>
+        <w:lastRenderedPageBreak/>
+        <w:t>灵感来源</w:t>
+      </w:r>
+    </w:p>
+    <w:p>
+      <w:pPr>
+        <w:widowControl/>
+        <w:adjustRightInd w:val="0"/>
         <w:snapToGrid w:val="0"/>
         <w:jc w:val="left"/>
         <w:rPr>
@@ -167,31 +210,375 @@
           <w:kern w:val="0"/>
           <w:sz w:val="22"/>
         </w:rPr>
-        <w:t>如果要从零开始设计，</w:t>
-      </w:r>
-      <w:r>
-        <w:rPr>
-          <w:rFonts w:ascii="Tahoma" w:eastAsia="微软雅黑" w:hAnsi="Tahoma" w:hint="eastAsia"/>
-          <w:kern w:val="0"/>
-          <w:sz w:val="22"/>
-        </w:rPr>
-        <w:t>需要</w:t>
-      </w:r>
-      <w:r>
-        <w:rPr>
-          <w:rFonts w:ascii="Tahoma" w:eastAsia="微软雅黑" w:hAnsi="Tahoma" w:hint="eastAsia"/>
-          <w:kern w:val="0"/>
-          <w:sz w:val="22"/>
-        </w:rPr>
-        <w:t>用到</w:t>
-      </w:r>
-      <w:r>
-        <w:rPr>
-          <w:rFonts w:ascii="Tahoma" w:eastAsia="微软雅黑" w:hAnsi="Tahoma" w:hint="eastAsia"/>
-          <w:kern w:val="0"/>
-          <w:sz w:val="22"/>
-        </w:rPr>
-        <w:t>下图的插件：</w:t>
+        <w:t>作者我的灵感来自于</w:t>
+      </w:r>
+      <w:r>
+        <w:rPr>
+          <w:rFonts w:ascii="Tahoma" w:eastAsia="微软雅黑" w:hAnsi="Tahoma" w:hint="eastAsia"/>
+          <w:kern w:val="0"/>
+          <w:sz w:val="22"/>
+        </w:rPr>
+        <w:t>2</w:t>
+      </w:r>
+      <w:r>
+        <w:rPr>
+          <w:rFonts w:ascii="Tahoma" w:eastAsia="微软雅黑" w:hAnsi="Tahoma"/>
+          <w:kern w:val="0"/>
+          <w:sz w:val="22"/>
+        </w:rPr>
+        <w:t>022</w:t>
+      </w:r>
+      <w:r>
+        <w:rPr>
+          <w:rFonts w:ascii="Tahoma" w:eastAsia="微软雅黑" w:hAnsi="Tahoma" w:hint="eastAsia"/>
+          <w:kern w:val="0"/>
+          <w:sz w:val="22"/>
+        </w:rPr>
+        <w:t>年</w:t>
+      </w:r>
+      <w:r>
+        <w:rPr>
+          <w:rFonts w:ascii="Tahoma" w:eastAsia="微软雅黑" w:hAnsi="Tahoma" w:hint="eastAsia"/>
+          <w:kern w:val="0"/>
+          <w:sz w:val="22"/>
+        </w:rPr>
+        <w:t>1</w:t>
+      </w:r>
+      <w:r>
+        <w:rPr>
+          <w:rFonts w:ascii="Tahoma" w:eastAsia="微软雅黑" w:hAnsi="Tahoma" w:hint="eastAsia"/>
+          <w:kern w:val="0"/>
+          <w:sz w:val="22"/>
+        </w:rPr>
+        <w:t>月</w:t>
+      </w:r>
+      <w:r>
+        <w:rPr>
+          <w:rFonts w:ascii="Tahoma" w:eastAsia="微软雅黑" w:hAnsi="Tahoma"/>
+          <w:kern w:val="0"/>
+          <w:sz w:val="22"/>
+        </w:rPr>
+        <w:t>3</w:t>
+      </w:r>
+      <w:r>
+        <w:rPr>
+          <w:rFonts w:ascii="Tahoma" w:eastAsia="微软雅黑" w:hAnsi="Tahoma" w:hint="eastAsia"/>
+          <w:kern w:val="0"/>
+          <w:sz w:val="22"/>
+        </w:rPr>
+        <w:t>日</w:t>
+      </w:r>
+      <w:proofErr w:type="gramStart"/>
+      <w:r>
+        <w:rPr>
+          <w:rFonts w:ascii="Tahoma" w:eastAsia="微软雅黑" w:hAnsi="Tahoma" w:hint="eastAsia"/>
+          <w:kern w:val="0"/>
+          <w:sz w:val="22"/>
+        </w:rPr>
+        <w:t>看番剧</w:t>
+      </w:r>
+      <w:proofErr w:type="gramEnd"/>
+      <w:r>
+        <w:rPr>
+          <w:rFonts w:ascii="Tahoma" w:eastAsia="微软雅黑" w:hAnsi="Tahoma" w:hint="eastAsia"/>
+          <w:kern w:val="0"/>
+          <w:sz w:val="22"/>
+        </w:rPr>
+        <w:t>《架向星空之桥》中</w:t>
+      </w:r>
+      <w:r>
+        <w:rPr>
+          <w:rFonts w:ascii="Tahoma" w:eastAsia="微软雅黑" w:hAnsi="Tahoma" w:hint="eastAsia"/>
+          <w:kern w:val="0"/>
+          <w:sz w:val="22"/>
+        </w:rPr>
+        <w:t>ktv</w:t>
+      </w:r>
+      <w:r>
+        <w:rPr>
+          <w:rFonts w:ascii="Tahoma" w:eastAsia="微软雅黑" w:hAnsi="Tahoma" w:hint="eastAsia"/>
+          <w:kern w:val="0"/>
+          <w:sz w:val="22"/>
+        </w:rPr>
+        <w:t>的一个画面：</w:t>
+      </w:r>
+    </w:p>
+    <w:p>
+      <w:pPr>
+        <w:jc w:val="center"/>
+        <w:rPr>
+          <w:rFonts w:ascii="Tahoma" w:eastAsia="微软雅黑" w:hAnsi="Tahoma"/>
+          <w:kern w:val="0"/>
+          <w:sz w:val="22"/>
+        </w:rPr>
+      </w:pPr>
+      <w:r>
+        <w:rPr>
+          <w:rFonts w:ascii="Tahoma" w:eastAsia="微软雅黑" w:hAnsi="Tahoma"/>
+          <w:noProof/>
+          <w:kern w:val="0"/>
+          <w:sz w:val="22"/>
+        </w:rPr>
+        <w:drawing>
+          <wp:inline distT="0" distB="0" distL="0" distR="0" wp14:anchorId="79258DD8" wp14:editId="30BF7F52">
+            <wp:extent cx="2948940" cy="1927142"/>
+            <wp:effectExtent l="0" t="0" r="3810" b="0"/>
+            <wp:docPr id="15" name="图片 15"/>
+            <wp:cNvGraphicFramePr>
+              <a:graphicFrameLocks xmlns:a="http://schemas.openxmlformats.org/drawingml/2006/main" noChangeAspect="1"/>
+            </wp:cNvGraphicFramePr>
+            <a:graphic xmlns:a="http://schemas.openxmlformats.org/drawingml/2006/main">
+              <a:graphicData uri="http://schemas.openxmlformats.org/drawingml/2006/picture">
+                <pic:pic xmlns:pic="http://schemas.openxmlformats.org/drawingml/2006/picture">
+                  <pic:nvPicPr>
+                    <pic:cNvPr id="0" name="Picture 17"/>
+                    <pic:cNvPicPr>
+                      <a:picLocks noChangeAspect="1" noChangeArrowheads="1"/>
+                    </pic:cNvPicPr>
+                  </pic:nvPicPr>
+                  <pic:blipFill>
+                    <a:blip r:embed="rId8">
+                      <a:extLst>
+                        <a:ext uri="{28A0092B-C50C-407E-A947-70E740481C1C}">
+                          <a14:useLocalDpi xmlns:a14="http://schemas.microsoft.com/office/drawing/2010/main" val="0"/>
+                        </a:ext>
+                      </a:extLst>
+                    </a:blip>
+                    <a:srcRect/>
+                    <a:stretch>
+                      <a:fillRect/>
+                    </a:stretch>
+                  </pic:blipFill>
+                  <pic:spPr bwMode="auto">
+                    <a:xfrm>
+                      <a:off x="0" y="0"/>
+                      <a:ext cx="2961256" cy="1935190"/>
+                    </a:xfrm>
+                    <a:prstGeom prst="rect">
+                      <a:avLst/>
+                    </a:prstGeom>
+                    <a:noFill/>
+                    <a:ln>
+                      <a:noFill/>
+                    </a:ln>
+                  </pic:spPr>
+                </pic:pic>
+              </a:graphicData>
+            </a:graphic>
+          </wp:inline>
+        </w:drawing>
+      </w:r>
+    </w:p>
+    <w:p>
+      <w:pPr>
+        <w:snapToGrid w:val="0"/>
+        <w:rPr>
+          <w:rFonts w:ascii="Tahoma" w:eastAsia="微软雅黑" w:hAnsi="Tahoma"/>
+          <w:kern w:val="0"/>
+          <w:sz w:val="22"/>
+        </w:rPr>
+      </w:pPr>
+      <w:r>
+        <w:rPr>
+          <w:rFonts w:ascii="Tahoma" w:eastAsia="微软雅黑" w:hAnsi="Tahoma" w:hint="eastAsia"/>
+          <w:kern w:val="0"/>
+          <w:sz w:val="22"/>
+        </w:rPr>
+        <w:t>因为里面的两个粒子之间碰撞，并不会出现白色边缘遮挡问题，</w:t>
+      </w:r>
+    </w:p>
+    <w:p>
+      <w:pPr>
+        <w:snapToGrid w:val="0"/>
+        <w:rPr>
+          <w:rFonts w:ascii="Tahoma" w:eastAsia="微软雅黑" w:hAnsi="Tahoma"/>
+          <w:kern w:val="0"/>
+          <w:sz w:val="22"/>
+        </w:rPr>
+      </w:pPr>
+      <w:r>
+        <w:rPr>
+          <w:rFonts w:ascii="Tahoma" w:eastAsia="微软雅黑" w:hAnsi="Tahoma" w:hint="eastAsia"/>
+          <w:kern w:val="0"/>
+          <w:sz w:val="22"/>
+        </w:rPr>
+        <w:t>于是作者我有了</w:t>
+      </w:r>
+      <w:r>
+        <w:rPr>
+          <w:rFonts w:ascii="Tahoma" w:eastAsia="微软雅黑" w:hAnsi="Tahoma" w:hint="eastAsia"/>
+          <w:kern w:val="0"/>
+          <w:sz w:val="22"/>
+        </w:rPr>
+        <w:t xml:space="preserve"> </w:t>
+      </w:r>
+      <w:r>
+        <w:rPr>
+          <w:rFonts w:ascii="Tahoma" w:eastAsia="微软雅黑" w:hAnsi="Tahoma" w:hint="eastAsia"/>
+          <w:kern w:val="0"/>
+          <w:sz w:val="22"/>
+        </w:rPr>
+        <w:t>双层粒子</w:t>
+      </w:r>
+      <w:r>
+        <w:rPr>
+          <w:rFonts w:ascii="Tahoma" w:eastAsia="微软雅黑" w:hAnsi="Tahoma" w:hint="eastAsia"/>
+          <w:kern w:val="0"/>
+          <w:sz w:val="22"/>
+        </w:rPr>
+        <w:t xml:space="preserve"> </w:t>
+      </w:r>
+      <w:r>
+        <w:rPr>
+          <w:rFonts w:ascii="Tahoma" w:eastAsia="微软雅黑" w:hAnsi="Tahoma" w:hint="eastAsia"/>
+          <w:kern w:val="0"/>
+          <w:sz w:val="22"/>
+        </w:rPr>
+        <w:t>的设计想法。</w:t>
+      </w:r>
+    </w:p>
+    <w:p>
+      <w:pPr>
+        <w:snapToGrid w:val="0"/>
+        <w:rPr>
+          <w:rFonts w:ascii="Tahoma" w:eastAsia="微软雅黑" w:hAnsi="Tahoma"/>
+          <w:kern w:val="0"/>
+          <w:sz w:val="22"/>
+        </w:rPr>
+      </w:pPr>
+      <w:r>
+        <w:rPr>
+          <w:rFonts w:ascii="Tahoma" w:eastAsia="微软雅黑" w:hAnsi="Tahoma" w:hint="eastAsia"/>
+          <w:kern w:val="0"/>
+          <w:sz w:val="22"/>
+        </w:rPr>
+        <w:t>写好功能后，自然也要模仿制作一个相应的示例。</w:t>
+      </w:r>
+    </w:p>
+    <w:p>
+      <w:pPr>
+        <w:snapToGrid w:val="0"/>
+        <w:rPr>
+          <w:rFonts w:ascii="Tahoma" w:eastAsia="微软雅黑" w:hAnsi="Tahoma"/>
+          <w:kern w:val="0"/>
+          <w:sz w:val="22"/>
+        </w:rPr>
+      </w:pPr>
+      <w:r>
+        <w:rPr>
+          <w:rFonts w:ascii="Tahoma" w:eastAsia="微软雅黑" w:hAnsi="Tahoma" w:hint="eastAsia"/>
+          <w:kern w:val="0"/>
+          <w:sz w:val="22"/>
+        </w:rPr>
+        <w:t>但是单纯的画一个背景，没有意义，于是就加了点剧情，就</w:t>
+      </w:r>
+      <w:r>
+        <w:rPr>
+          <w:rFonts w:ascii="Tahoma" w:eastAsia="微软雅黑" w:hAnsi="Tahoma" w:hint="eastAsia"/>
+          <w:kern w:val="0"/>
+          <w:sz w:val="22"/>
+        </w:rPr>
+        <w:t>叫</w:t>
+      </w:r>
+      <w:r>
+        <w:rPr>
+          <w:rFonts w:ascii="Tahoma" w:eastAsia="微软雅黑" w:hAnsi="Tahoma" w:hint="eastAsia"/>
+          <w:kern w:val="0"/>
+          <w:sz w:val="22"/>
+        </w:rPr>
+        <w:t>“小爱丽丝购物频道”吧。</w:t>
+      </w:r>
+    </w:p>
+    <w:p>
+      <w:pPr>
+        <w:snapToGrid w:val="0"/>
+        <w:rPr>
+          <w:rFonts w:ascii="Tahoma" w:eastAsia="微软雅黑" w:hAnsi="Tahoma"/>
+          <w:kern w:val="0"/>
+          <w:sz w:val="22"/>
+        </w:rPr>
+      </w:pPr>
+    </w:p>
+    <w:p>
+      <w:pPr>
+        <w:widowControl/>
+        <w:jc w:val="left"/>
+        <w:rPr>
+          <w:rFonts w:ascii="Tahoma" w:eastAsia="微软雅黑" w:hAnsi="Tahoma"/>
+          <w:kern w:val="0"/>
+          <w:sz w:val="22"/>
+        </w:rPr>
+      </w:pPr>
+      <w:r>
+        <w:rPr>
+          <w:rFonts w:ascii="Tahoma" w:eastAsia="微软雅黑" w:hAnsi="Tahoma"/>
+          <w:kern w:val="0"/>
+          <w:sz w:val="22"/>
+        </w:rPr>
+        <w:br w:type="page"/>
+      </w:r>
+    </w:p>
+    <w:p>
+      <w:pPr>
+        <w:pStyle w:val="2"/>
+        <w:rPr>
+          <w:rFonts w:hint="eastAsia"/>
+        </w:rPr>
+      </w:pPr>
+      <w:r>
+        <w:rPr>
+          <w:rFonts w:hint="eastAsia"/>
+        </w:rPr>
+        <w:lastRenderedPageBreak/>
+        <w:t>===</w:t>
+      </w:r>
+      <w:r>
+        <w:rPr>
+          <w:rFonts w:hint="eastAsia"/>
+        </w:rPr>
+        <w:t>购物频道</w:t>
+      </w:r>
+      <w:r>
+        <w:rPr>
+          <w:rFonts w:hint="eastAsia"/>
+        </w:rPr>
+        <w:t xml:space="preserve"> - 实现===</w:t>
+      </w:r>
+    </w:p>
+    <w:p>
+      <w:pPr>
+        <w:pStyle w:val="3"/>
+        <w:rPr>
+          <w:rFonts w:hint="eastAsia"/>
+        </w:rPr>
+      </w:pPr>
+      <w:bookmarkStart w:id="0" w:name="_基础规律"/>
+      <w:bookmarkEnd w:id="0"/>
+      <w:r>
+        <w:rPr>
+          <w:rFonts w:hint="eastAsia"/>
+        </w:rPr>
+        <w:t>基础插件</w:t>
+      </w:r>
+    </w:p>
+    <w:p>
+      <w:pPr>
+        <w:widowControl/>
+        <w:snapToGrid w:val="0"/>
+        <w:jc w:val="left"/>
+        <w:rPr>
+          <w:rFonts w:ascii="Tahoma" w:eastAsia="微软雅黑" w:hAnsi="Tahoma"/>
+          <w:kern w:val="0"/>
+          <w:sz w:val="22"/>
+        </w:rPr>
+      </w:pPr>
+      <w:r>
+        <w:rPr>
+          <w:rFonts w:ascii="Tahoma" w:eastAsia="微软雅黑" w:hAnsi="Tahoma" w:hint="eastAsia"/>
+          <w:kern w:val="0"/>
+          <w:sz w:val="22"/>
+        </w:rPr>
+        <w:t>如果要从零开始设计，需要用到下图的插件：</w:t>
       </w:r>
     </w:p>
     <w:p>
@@ -215,7 +602,7 @@
           <w:szCs w:val="24"/>
         </w:rPr>
         <w:drawing>
-          <wp:inline distT="0" distB="0" distL="0" distR="0" wp14:anchorId="49D22A7E" wp14:editId="168509AF">
+          <wp:inline distT="0" distB="0" distL="0" distR="0" wp14:anchorId="2930EE25" wp14:editId="552CCCE5">
             <wp:extent cx="4700713" cy="2773680"/>
             <wp:effectExtent l="0" t="0" r="5080" b="7620"/>
             <wp:docPr id="22" name="图片 22"/>
@@ -232,7 +619,7 @@
                     </pic:cNvPicPr>
                   </pic:nvPicPr>
                   <pic:blipFill>
-                    <a:blip r:embed="rId8">
+                    <a:blip r:embed="rId9">
                       <a:extLst>
                         <a:ext uri="{28A0092B-C50C-407E-A947-70E740481C1C}">
                           <a14:useLocalDpi xmlns:a14="http://schemas.microsoft.com/office/drawing/2010/main" val="0"/>
@@ -461,18 +848,7 @@
           <w:kern w:val="0"/>
           <w:sz w:val="22"/>
         </w:rPr>
-        <w:t>舞台</w:t>
-      </w:r>
-      <w:r>
-        <w:rPr>
-          <w:rFonts w:ascii="Tahoma" w:eastAsia="微软雅黑" w:hAnsi="Tahoma" w:hint="eastAsia"/>
-          <w:b/>
-          <w:bCs/>
-          <w:color w:val="00B050"/>
-          <w:kern w:val="0"/>
-          <w:sz w:val="22"/>
-        </w:rPr>
-        <w:t>管理层</w:t>
+        <w:t>舞台管理层</w:t>
       </w:r>
       <w:r>
         <w:rPr>
@@ -575,23 +951,7 @@
                 <w:kern w:val="0"/>
                 <w:sz w:val="22"/>
               </w:rPr>
-              <w:t>场景布置</w:t>
-            </w:r>
-            <w:r>
-              <w:rPr>
-                <w:rFonts w:ascii="Tahoma" w:eastAsia="微软雅黑" w:hAnsi="Tahoma" w:hint="eastAsia"/>
-                <w:kern w:val="0"/>
-                <w:sz w:val="22"/>
-              </w:rPr>
-              <w:t>、动画转场设计</w:t>
-            </w:r>
-            <w:r>
-              <w:rPr>
-                <w:rFonts w:ascii="Tahoma" w:eastAsia="微软雅黑" w:hAnsi="Tahoma" w:hint="eastAsia"/>
-                <w:kern w:val="0"/>
-                <w:sz w:val="22"/>
-              </w:rPr>
-              <w:t>（</w:t>
+              <w:t>场景布置、动画转场设计（</w:t>
             </w:r>
             <w:r>
               <w:rPr>
@@ -837,16 +1197,7 @@
                 <w:kern w:val="0"/>
                 <w:sz w:val="22"/>
               </w:rPr>
-              <w:t>图片</w:t>
-            </w:r>
-            <w:r>
-              <w:rPr>
-                <w:rFonts w:ascii="Tahoma" w:eastAsia="微软雅黑" w:hAnsi="Tahoma" w:hint="eastAsia"/>
-                <w:color w:val="00B050"/>
-                <w:kern w:val="0"/>
-                <w:sz w:val="22"/>
-              </w:rPr>
-              <w:t>管理层</w:t>
+              <w:t>图片管理层</w:t>
             </w:r>
             <w:r>
               <w:rPr>
@@ -913,13 +1264,7 @@
           <w:rFonts w:hint="eastAsia"/>
         </w:rPr>
         <w:lastRenderedPageBreak/>
-        <w:t>基础</w:t>
-      </w:r>
-      <w:r>
-        <w:rPr>
-          <w:rFonts w:hint="eastAsia"/>
-        </w:rPr>
-        <w:t>配置</w:t>
+        <w:t>基础配置</w:t>
       </w:r>
     </w:p>
     <w:p>
@@ -1009,40 +1354,15 @@
           <w:kern w:val="0"/>
           <w:sz w:val="22"/>
         </w:rPr>
-        <w:t>舞台</w:t>
-      </w:r>
-      <w:r>
-        <w:rPr>
-          <w:rFonts w:ascii="Tahoma" w:eastAsia="微软雅黑" w:hAnsi="Tahoma" w:hint="eastAsia"/>
-          <w:color w:val="00B050"/>
-          <w:kern w:val="0"/>
-          <w:sz w:val="22"/>
-        </w:rPr>
-        <w:t>管理层</w:t>
-      </w:r>
-      <w:r>
-        <w:rPr>
-          <w:rFonts w:ascii="Tahoma" w:eastAsia="微软雅黑" w:hAnsi="Tahoma" w:hint="eastAsia"/>
-          <w:kern w:val="0"/>
-          <w:sz w:val="22"/>
-        </w:rPr>
-        <w:t>中，小爱丽丝购物频道，是</w:t>
-      </w:r>
-      <w:r>
-        <w:rPr>
-          <w:rFonts w:ascii="Tahoma" w:eastAsia="微软雅黑" w:hAnsi="Tahoma" w:hint="eastAsia"/>
-          <w:kern w:val="0"/>
-          <w:sz w:val="22"/>
-        </w:rPr>
-        <w:t>主要</w:t>
-      </w:r>
-      <w:r>
-        <w:rPr>
-          <w:rFonts w:ascii="Tahoma" w:eastAsia="微软雅黑" w:hAnsi="Tahoma" w:hint="eastAsia"/>
-          <w:kern w:val="0"/>
-          <w:sz w:val="22"/>
-        </w:rPr>
-        <w:t>示例。</w:t>
+        <w:t>舞台管理层</w:t>
+      </w:r>
+      <w:r>
+        <w:rPr>
+          <w:rFonts w:ascii="Tahoma" w:eastAsia="微软雅黑" w:hAnsi="Tahoma" w:hint="eastAsia"/>
+          <w:kern w:val="0"/>
+          <w:sz w:val="22"/>
+        </w:rPr>
+        <w:t>中，小爱丽丝购物频道，是主要示例。</w:t>
       </w:r>
     </w:p>
     <w:p>
@@ -1065,7 +1385,7 @@
           <w:szCs w:val="24"/>
         </w:rPr>
         <w:drawing>
-          <wp:inline distT="0" distB="0" distL="0" distR="0" wp14:anchorId="4036C9CF" wp14:editId="4C64FB43">
+          <wp:inline distT="0" distB="0" distL="0" distR="0" wp14:anchorId="0F187125" wp14:editId="37B96099">
             <wp:extent cx="2506980" cy="2007664"/>
             <wp:effectExtent l="0" t="0" r="7620" b="0"/>
             <wp:docPr id="1157259564" name="图片 2"/>
@@ -1082,7 +1402,7 @@
                     </pic:cNvPicPr>
                   </pic:nvPicPr>
                   <pic:blipFill>
-                    <a:blip r:embed="rId9">
+                    <a:blip r:embed="rId10">
                       <a:extLst>
                         <a:ext uri="{28A0092B-C50C-407E-A947-70E740481C1C}">
                           <a14:useLocalDpi xmlns:a14="http://schemas.microsoft.com/office/drawing/2010/main" val="0"/>
@@ -1140,13 +1460,23 @@
         </w:rPr>
         <w:t xml:space="preserve"> </w:t>
       </w:r>
-      <w:r>
-        <w:rPr>
-          <w:rFonts w:ascii="Tahoma" w:eastAsia="微软雅黑" w:hAnsi="Tahoma" w:hint="eastAsia"/>
-          <w:kern w:val="0"/>
-          <w:sz w:val="22"/>
-        </w:rPr>
-        <w:t>番剧转场效果，以及</w:t>
+      <w:proofErr w:type="gramStart"/>
+      <w:r>
+        <w:rPr>
+          <w:rFonts w:ascii="Tahoma" w:eastAsia="微软雅黑" w:hAnsi="Tahoma" w:hint="eastAsia"/>
+          <w:kern w:val="0"/>
+          <w:sz w:val="22"/>
+        </w:rPr>
+        <w:t>番剧转场</w:t>
+      </w:r>
+      <w:proofErr w:type="gramEnd"/>
+      <w:r>
+        <w:rPr>
+          <w:rFonts w:ascii="Tahoma" w:eastAsia="微软雅黑" w:hAnsi="Tahoma" w:hint="eastAsia"/>
+          <w:kern w:val="0"/>
+          <w:sz w:val="22"/>
+        </w:rPr>
+        <w:t>效果，以及</w:t>
       </w:r>
       <w:r>
         <w:rPr>
@@ -1155,16 +1485,7 @@
           <w:kern w:val="0"/>
           <w:sz w:val="22"/>
         </w:rPr>
-        <w:t>图片</w:t>
-      </w:r>
-      <w:r>
-        <w:rPr>
-          <w:rFonts w:ascii="Tahoma" w:eastAsia="微软雅黑" w:hAnsi="Tahoma" w:hint="eastAsia"/>
-          <w:color w:val="00B050"/>
-          <w:kern w:val="0"/>
-          <w:sz w:val="22"/>
-        </w:rPr>
-        <w:t>管理层</w:t>
+        <w:t>图片管理层</w:t>
       </w:r>
       <w:r>
         <w:rPr>
@@ -1232,7 +1553,7 @@
           <w:szCs w:val="24"/>
         </w:rPr>
         <w:drawing>
-          <wp:inline distT="0" distB="0" distL="0" distR="0" wp14:anchorId="7D5D1468" wp14:editId="7A6900E0">
+          <wp:inline distT="0" distB="0" distL="0" distR="0" wp14:anchorId="5DBBA459" wp14:editId="029CD136">
             <wp:extent cx="2476500" cy="1188720"/>
             <wp:effectExtent l="0" t="0" r="0" b="0"/>
             <wp:docPr id="1092158746" name="图片 3"/>
@@ -1249,7 +1570,7 @@
                     </pic:cNvPicPr>
                   </pic:nvPicPr>
                   <pic:blipFill>
-                    <a:blip r:embed="rId10">
+                    <a:blip r:embed="rId11">
                       <a:extLst>
                         <a:ext uri="{28A0092B-C50C-407E-A947-70E740481C1C}">
                           <a14:useLocalDpi xmlns:a14="http://schemas.microsoft.com/office/drawing/2010/main" val="0"/>
@@ -1298,7 +1619,7 @@
           <w:szCs w:val="24"/>
         </w:rPr>
         <w:drawing>
-          <wp:inline distT="0" distB="0" distL="0" distR="0" wp14:anchorId="488A4514" wp14:editId="1C68E922">
+          <wp:inline distT="0" distB="0" distL="0" distR="0" wp14:anchorId="5512C727" wp14:editId="4C6F0866">
             <wp:extent cx="1965002" cy="1180937"/>
             <wp:effectExtent l="0" t="0" r="0" b="635"/>
             <wp:docPr id="958164504" name="图片 4"/>
@@ -1315,7 +1636,7 @@
                     </pic:cNvPicPr>
                   </pic:nvPicPr>
                   <pic:blipFill>
-                    <a:blip r:embed="rId11">
+                    <a:blip r:embed="rId12">
                       <a:extLst>
                         <a:ext uri="{28A0092B-C50C-407E-A947-70E740481C1C}">
                           <a14:useLocalDpi xmlns:a14="http://schemas.microsoft.com/office/drawing/2010/main" val="0"/>
@@ -1422,15 +1743,7 @@
           <w:kern w:val="0"/>
           <w:sz w:val="22"/>
         </w:rPr>
-        <w:t>小爱丽丝的表情、动作变换</w:t>
-      </w:r>
-      <w:r>
-        <w:rPr>
-          <w:rFonts w:ascii="Tahoma" w:eastAsia="微软雅黑" w:hAnsi="Tahoma" w:hint="eastAsia"/>
-          <w:kern w:val="0"/>
-          <w:sz w:val="22"/>
-        </w:rPr>
-        <w:t>等动作都写在这里。</w:t>
+        <w:t>小爱丽丝的表情、动作变换等动作都写在这里。</w:t>
       </w:r>
     </w:p>
     <w:p>
@@ -1475,7 +1788,7 @@
           <w:szCs w:val="24"/>
         </w:rPr>
         <w:drawing>
-          <wp:inline distT="0" distB="0" distL="0" distR="0" wp14:anchorId="30585C8D" wp14:editId="63525621">
+          <wp:inline distT="0" distB="0" distL="0" distR="0" wp14:anchorId="5AA20ABE" wp14:editId="15830520">
             <wp:extent cx="2186940" cy="1067503"/>
             <wp:effectExtent l="0" t="0" r="3810" b="0"/>
             <wp:docPr id="7" name="图片 7"/>
@@ -1492,7 +1805,7 @@
                     </pic:cNvPicPr>
                   </pic:nvPicPr>
                   <pic:blipFill>
-                    <a:blip r:embed="rId12">
+                    <a:blip r:embed="rId13">
                       <a:extLst>
                         <a:ext uri="{28A0092B-C50C-407E-A947-70E740481C1C}">
                           <a14:useLocalDpi xmlns:a14="http://schemas.microsoft.com/office/drawing/2010/main" val="0"/>
@@ -1532,7 +1845,7 @@
           <w:szCs w:val="24"/>
         </w:rPr>
         <w:drawing>
-          <wp:inline distT="0" distB="0" distL="0" distR="0" wp14:anchorId="32ECA731" wp14:editId="2069D65B">
+          <wp:inline distT="0" distB="0" distL="0" distR="0" wp14:anchorId="5E6857E4" wp14:editId="6400B9AA">
             <wp:extent cx="2638028" cy="1489710"/>
             <wp:effectExtent l="0" t="0" r="0" b="0"/>
             <wp:docPr id="8" name="图片 8"/>
@@ -1549,7 +1862,7 @@
                     </pic:cNvPicPr>
                   </pic:nvPicPr>
                   <pic:blipFill>
-                    <a:blip r:embed="rId13">
+                    <a:blip r:embed="rId14">
                       <a:extLst>
                         <a:ext uri="{28A0092B-C50C-407E-A947-70E740481C1C}">
                           <a14:useLocalDpi xmlns:a14="http://schemas.microsoft.com/office/drawing/2010/main" val="0"/>
@@ -2198,7 +2511,7 @@
           <w:sz w:val="22"/>
         </w:rPr>
         <w:drawing>
-          <wp:inline distT="0" distB="0" distL="0" distR="0" wp14:anchorId="6F691A5B" wp14:editId="0605C125">
+          <wp:inline distT="0" distB="0" distL="0" distR="0" wp14:anchorId="0ADFA7EC" wp14:editId="4139B132">
             <wp:extent cx="3893820" cy="1591813"/>
             <wp:effectExtent l="0" t="0" r="0" b="8890"/>
             <wp:docPr id="13" name="图片 13"/>
@@ -2215,7 +2528,7 @@
                     </pic:cNvPicPr>
                   </pic:nvPicPr>
                   <pic:blipFill>
-                    <a:blip r:embed="rId14">
+                    <a:blip r:embed="rId15">
                       <a:extLst>
                         <a:ext uri="{28A0092B-C50C-407E-A947-70E740481C1C}">
                           <a14:useLocalDpi xmlns:a14="http://schemas.microsoft.com/office/drawing/2010/main" val="0"/>
@@ -2267,7 +2580,7 @@
           <w:szCs w:val="24"/>
         </w:rPr>
         <w:drawing>
-          <wp:inline distT="0" distB="0" distL="0" distR="0" wp14:anchorId="7A193DBA" wp14:editId="09F8B5BF">
+          <wp:inline distT="0" distB="0" distL="0" distR="0" wp14:anchorId="5D4FA84C" wp14:editId="53F86358">
             <wp:extent cx="3901440" cy="2126348"/>
             <wp:effectExtent l="0" t="0" r="3810" b="7620"/>
             <wp:docPr id="14" name="图片 14"/>
@@ -2284,7 +2597,7 @@
                     </pic:cNvPicPr>
                   </pic:nvPicPr>
                   <pic:blipFill>
-                    <a:blip r:embed="rId15">
+                    <a:blip r:embed="rId16">
                       <a:extLst>
                         <a:ext uri="{28A0092B-C50C-407E-A947-70E740481C1C}">
                           <a14:useLocalDpi xmlns:a14="http://schemas.microsoft.com/office/drawing/2010/main" val="0"/>
@@ -2346,582 +2659,6 @@
           <w:rFonts w:ascii="Tahoma" w:eastAsia="微软雅黑" w:hAnsi="Tahoma"/>
           <w:b/>
           <w:bCs/>
-          <w:kern w:val="0"/>
-          <w:sz w:val="22"/>
-        </w:rPr>
-        <w:br w:type="page"/>
-      </w:r>
-    </w:p>
-    <w:p>
-      <w:pPr>
-        <w:pStyle w:val="2"/>
-        <w:rPr>
-          <w:rFonts w:hint="eastAsia"/>
-        </w:rPr>
-      </w:pPr>
-      <w:r>
-        <w:rPr>
-          <w:rFonts w:hint="eastAsia"/>
-        </w:rPr>
-        <w:lastRenderedPageBreak/>
-        <w:t>购物频道</w:t>
-      </w:r>
-      <w:r>
-        <w:rPr>
-          <w:rFonts w:hint="eastAsia"/>
-        </w:rPr>
-        <w:t>-</w:t>
-      </w:r>
-      <w:r>
-        <w:rPr>
-          <w:rFonts w:hint="eastAsia"/>
-        </w:rPr>
-        <w:t>设计</w:t>
-      </w:r>
-    </w:p>
-    <w:p>
-      <w:pPr>
-        <w:pStyle w:val="3"/>
-        <w:rPr>
-          <w:rFonts w:hint="eastAsia"/>
-        </w:rPr>
-      </w:pPr>
-      <w:r>
-        <w:rPr>
-          <w:rFonts w:hint="eastAsia"/>
-        </w:rPr>
-        <w:t>设计</w:t>
-      </w:r>
-      <w:r>
-        <w:rPr>
-          <w:rFonts w:hint="eastAsia"/>
-        </w:rPr>
-        <w:t>建议</w:t>
-      </w:r>
-    </w:p>
-    <w:p>
-      <w:pPr>
-        <w:pStyle w:val="4"/>
-        <w:rPr>
-          <w:rFonts w:hint="eastAsia"/>
-        </w:rPr>
-      </w:pPr>
-      <w:r>
-        <w:t>1</w:t>
-      </w:r>
-      <w:r>
-        <w:rPr>
-          <w:rFonts w:hint="eastAsia"/>
-        </w:rPr>
-        <w:t>）</w:t>
-      </w:r>
-      <w:r>
-        <w:rPr>
-          <w:rFonts w:hint="eastAsia"/>
-        </w:rPr>
-        <w:t>设计者视角</w:t>
-      </w:r>
-    </w:p>
-    <w:p>
-      <w:pPr>
-        <w:snapToGrid w:val="0"/>
-        <w:rPr>
-          <w:rFonts w:ascii="Tahoma" w:eastAsia="微软雅黑" w:hAnsi="Tahoma"/>
-          <w:kern w:val="0"/>
-          <w:sz w:val="22"/>
-        </w:rPr>
-      </w:pPr>
-      <w:r>
-        <w:rPr>
-          <w:rFonts w:ascii="Tahoma" w:eastAsia="微软雅黑" w:hAnsi="Tahoma" w:hint="eastAsia"/>
-          <w:kern w:val="0"/>
-          <w:sz w:val="22"/>
-        </w:rPr>
-        <w:t>此</w:t>
-      </w:r>
-      <w:r>
-        <w:rPr>
-          <w:rFonts w:ascii="Tahoma" w:eastAsia="微软雅黑" w:hAnsi="Tahoma" w:hint="eastAsia"/>
-          <w:kern w:val="0"/>
-          <w:sz w:val="22"/>
-        </w:rPr>
-        <w:t>特效</w:t>
-      </w:r>
-      <w:r>
-        <w:rPr>
-          <w:rFonts w:ascii="Tahoma" w:eastAsia="微软雅黑" w:hAnsi="Tahoma" w:hint="eastAsia"/>
-          <w:kern w:val="0"/>
-          <w:sz w:val="22"/>
-        </w:rPr>
-        <w:t>设计只是作者我单纯看番剧后，趁着情绪热烈而设计的动画。</w:t>
-      </w:r>
-    </w:p>
-    <w:p>
-      <w:pPr>
-        <w:snapToGrid w:val="0"/>
-        <w:rPr>
-          <w:rFonts w:ascii="Tahoma" w:eastAsia="微软雅黑" w:hAnsi="Tahoma"/>
-          <w:kern w:val="0"/>
-          <w:sz w:val="22"/>
-        </w:rPr>
-      </w:pPr>
-      <w:r>
-        <w:rPr>
-          <w:rFonts w:ascii="Tahoma" w:eastAsia="微软雅黑" w:hAnsi="Tahoma" w:hint="eastAsia"/>
-          <w:kern w:val="0"/>
-          <w:sz w:val="22"/>
-        </w:rPr>
-        <w:t>要说对剧情有啥推动意义，并没有……</w:t>
-      </w:r>
-    </w:p>
-    <w:p>
-      <w:pPr>
-        <w:snapToGrid w:val="0"/>
-        <w:rPr>
-          <w:rFonts w:ascii="Tahoma" w:eastAsia="微软雅黑" w:hAnsi="Tahoma"/>
-          <w:kern w:val="0"/>
-          <w:sz w:val="22"/>
-        </w:rPr>
-      </w:pPr>
-      <w:r>
-        <w:rPr>
-          <w:rFonts w:ascii="Tahoma" w:eastAsia="微软雅黑" w:hAnsi="Tahoma" w:hint="eastAsia"/>
-          <w:kern w:val="0"/>
-          <w:sz w:val="22"/>
-        </w:rPr>
-        <w:t>要说对游戏性有啥帮助，也没有……</w:t>
-      </w:r>
-    </w:p>
-    <w:p>
-      <w:pPr>
-        <w:snapToGrid w:val="0"/>
-        <w:rPr>
-          <w:rFonts w:ascii="Tahoma" w:eastAsia="微软雅黑" w:hAnsi="Tahoma"/>
-          <w:kern w:val="0"/>
-          <w:sz w:val="22"/>
-        </w:rPr>
-      </w:pPr>
-      <w:r>
-        <w:rPr>
-          <w:rFonts w:ascii="Tahoma" w:eastAsia="微软雅黑" w:hAnsi="Tahoma" w:hint="eastAsia"/>
-          <w:kern w:val="0"/>
-          <w:sz w:val="22"/>
-        </w:rPr>
-        <w:t>但游戏肯定需要这些各种各样的小动画，</w:t>
-      </w:r>
-    </w:p>
-    <w:p>
-      <w:pPr>
-        <w:snapToGrid w:val="0"/>
-        <w:rPr>
-          <w:rFonts w:ascii="Tahoma" w:eastAsia="微软雅黑" w:hAnsi="Tahoma"/>
-          <w:kern w:val="0"/>
-          <w:sz w:val="22"/>
-        </w:rPr>
-      </w:pPr>
-      <w:r>
-        <w:rPr>
-          <w:rFonts w:ascii="Tahoma" w:eastAsia="微软雅黑" w:hAnsi="Tahoma" w:hint="eastAsia"/>
-          <w:kern w:val="0"/>
-          <w:sz w:val="22"/>
-        </w:rPr>
-        <w:t>因为这是一个视角，能让玩家感受到、体验到游戏中的世界。</w:t>
-      </w:r>
-    </w:p>
-    <w:p>
-      <w:pPr>
-        <w:rPr>
-          <w:rFonts w:hint="eastAsia"/>
-        </w:rPr>
-      </w:pPr>
-    </w:p>
-    <w:p>
-      <w:pPr>
-        <w:pStyle w:val="4"/>
-        <w:rPr>
-          <w:rFonts w:hint="eastAsia"/>
-        </w:rPr>
-      </w:pPr>
-      <w:r>
-        <w:rPr>
-          <w:rFonts w:hint="eastAsia"/>
-        </w:rPr>
-        <w:t>2</w:t>
-      </w:r>
-      <w:r>
-        <w:rPr>
-          <w:rFonts w:hint="eastAsia"/>
-        </w:rPr>
-        <w:t>）</w:t>
-      </w:r>
-      <w:r>
-        <w:rPr>
-          <w:rFonts w:hint="eastAsia"/>
-        </w:rPr>
-        <w:t>特效</w:t>
-      </w:r>
-      <w:r>
-        <w:rPr>
-          <w:rFonts w:hint="eastAsia"/>
-        </w:rPr>
-        <w:t>安排建议</w:t>
-      </w:r>
-    </w:p>
-    <w:p>
-      <w:pPr>
-        <w:widowControl/>
-        <w:adjustRightInd w:val="0"/>
-        <w:snapToGrid w:val="0"/>
-        <w:jc w:val="left"/>
-        <w:rPr>
-          <w:rFonts w:ascii="Tahoma" w:eastAsia="微软雅黑" w:hAnsi="Tahoma"/>
-          <w:kern w:val="0"/>
-          <w:sz w:val="22"/>
-        </w:rPr>
-      </w:pPr>
-      <w:r>
-        <w:rPr>
-          <w:rFonts w:ascii="Tahoma" w:eastAsia="微软雅黑" w:hAnsi="Tahoma" w:hint="eastAsia"/>
-          <w:kern w:val="0"/>
-          <w:sz w:val="22"/>
-        </w:rPr>
-        <w:t>如果有美术条件，尽量在能加的地方都加</w:t>
-      </w:r>
-      <w:r>
-        <w:rPr>
-          <w:rFonts w:ascii="Tahoma" w:eastAsia="微软雅黑" w:hAnsi="Tahoma" w:hint="eastAsia"/>
-          <w:kern w:val="0"/>
-          <w:sz w:val="22"/>
-        </w:rPr>
-        <w:t>小</w:t>
-      </w:r>
-      <w:r>
-        <w:rPr>
-          <w:rFonts w:ascii="Tahoma" w:eastAsia="微软雅黑" w:hAnsi="Tahoma" w:hint="eastAsia"/>
-          <w:kern w:val="0"/>
-          <w:sz w:val="22"/>
-        </w:rPr>
-        <w:t>动画。</w:t>
-      </w:r>
-    </w:p>
-    <w:p>
-      <w:pPr>
-        <w:snapToGrid w:val="0"/>
-        <w:rPr>
-          <w:rFonts w:ascii="Tahoma" w:eastAsia="微软雅黑" w:hAnsi="Tahoma" w:hint="eastAsia"/>
-          <w:kern w:val="0"/>
-          <w:sz w:val="22"/>
-        </w:rPr>
-      </w:pPr>
-    </w:p>
-    <w:p>
-      <w:pPr>
-        <w:pStyle w:val="4"/>
-        <w:rPr>
-          <w:rFonts w:hint="eastAsia"/>
-        </w:rPr>
-      </w:pPr>
-      <w:bookmarkStart w:id="0" w:name="_基础规律"/>
-      <w:bookmarkEnd w:id="0"/>
-      <w:r>
-        <w:rPr>
-          <w:rFonts w:hint="eastAsia"/>
-        </w:rPr>
-        <w:t>3</w:t>
-      </w:r>
-      <w:r>
-        <w:rPr>
-          <w:rFonts w:hint="eastAsia"/>
-        </w:rPr>
-        <w:t>）灵感来源</w:t>
-      </w:r>
-    </w:p>
-    <w:p>
-      <w:pPr>
-        <w:widowControl/>
-        <w:adjustRightInd w:val="0"/>
-        <w:snapToGrid w:val="0"/>
-        <w:jc w:val="left"/>
-        <w:rPr>
-          <w:rFonts w:ascii="Tahoma" w:eastAsia="微软雅黑" w:hAnsi="Tahoma"/>
-          <w:kern w:val="0"/>
-          <w:sz w:val="22"/>
-        </w:rPr>
-      </w:pPr>
-      <w:r>
-        <w:rPr>
-          <w:rFonts w:ascii="Tahoma" w:eastAsia="微软雅黑" w:hAnsi="Tahoma" w:hint="eastAsia"/>
-          <w:kern w:val="0"/>
-          <w:sz w:val="22"/>
-        </w:rPr>
-        <w:t>作者我的灵感来自于</w:t>
-      </w:r>
-      <w:r>
-        <w:rPr>
-          <w:rFonts w:ascii="Tahoma" w:eastAsia="微软雅黑" w:hAnsi="Tahoma" w:hint="eastAsia"/>
-          <w:kern w:val="0"/>
-          <w:sz w:val="22"/>
-        </w:rPr>
-        <w:t>2</w:t>
-      </w:r>
-      <w:r>
-        <w:rPr>
-          <w:rFonts w:ascii="Tahoma" w:eastAsia="微软雅黑" w:hAnsi="Tahoma"/>
-          <w:kern w:val="0"/>
-          <w:sz w:val="22"/>
-        </w:rPr>
-        <w:t>022</w:t>
-      </w:r>
-      <w:r>
-        <w:rPr>
-          <w:rFonts w:ascii="Tahoma" w:eastAsia="微软雅黑" w:hAnsi="Tahoma" w:hint="eastAsia"/>
-          <w:kern w:val="0"/>
-          <w:sz w:val="22"/>
-        </w:rPr>
-        <w:t>年</w:t>
-      </w:r>
-      <w:r>
-        <w:rPr>
-          <w:rFonts w:ascii="Tahoma" w:eastAsia="微软雅黑" w:hAnsi="Tahoma" w:hint="eastAsia"/>
-          <w:kern w:val="0"/>
-          <w:sz w:val="22"/>
-        </w:rPr>
-        <w:t>1</w:t>
-      </w:r>
-      <w:r>
-        <w:rPr>
-          <w:rFonts w:ascii="Tahoma" w:eastAsia="微软雅黑" w:hAnsi="Tahoma" w:hint="eastAsia"/>
-          <w:kern w:val="0"/>
-          <w:sz w:val="22"/>
-        </w:rPr>
-        <w:t>月</w:t>
-      </w:r>
-      <w:r>
-        <w:rPr>
-          <w:rFonts w:ascii="Tahoma" w:eastAsia="微软雅黑" w:hAnsi="Tahoma"/>
-          <w:kern w:val="0"/>
-          <w:sz w:val="22"/>
-        </w:rPr>
-        <w:t>3</w:t>
-      </w:r>
-      <w:r>
-        <w:rPr>
-          <w:rFonts w:ascii="Tahoma" w:eastAsia="微软雅黑" w:hAnsi="Tahoma" w:hint="eastAsia"/>
-          <w:kern w:val="0"/>
-          <w:sz w:val="22"/>
-        </w:rPr>
-        <w:t>日看番剧《架向星空之桥》中</w:t>
-      </w:r>
-      <w:r>
-        <w:rPr>
-          <w:rFonts w:ascii="Tahoma" w:eastAsia="微软雅黑" w:hAnsi="Tahoma" w:hint="eastAsia"/>
-          <w:kern w:val="0"/>
-          <w:sz w:val="22"/>
-        </w:rPr>
-        <w:t>ktv</w:t>
-      </w:r>
-      <w:r>
-        <w:rPr>
-          <w:rFonts w:ascii="Tahoma" w:eastAsia="微软雅黑" w:hAnsi="Tahoma" w:hint="eastAsia"/>
-          <w:kern w:val="0"/>
-          <w:sz w:val="22"/>
-        </w:rPr>
-        <w:t>的一个画面：</w:t>
-      </w:r>
-    </w:p>
-    <w:p>
-      <w:pPr>
-        <w:jc w:val="center"/>
-        <w:rPr>
-          <w:rFonts w:ascii="Tahoma" w:eastAsia="微软雅黑" w:hAnsi="Tahoma"/>
-          <w:kern w:val="0"/>
-          <w:sz w:val="22"/>
-        </w:rPr>
-      </w:pPr>
-      <w:r>
-        <w:rPr>
-          <w:rFonts w:ascii="Tahoma" w:eastAsia="微软雅黑" w:hAnsi="Tahoma"/>
-          <w:noProof/>
-          <w:kern w:val="0"/>
-          <w:sz w:val="22"/>
-        </w:rPr>
-        <w:drawing>
-          <wp:inline distT="0" distB="0" distL="0" distR="0" wp14:anchorId="38D892D4" wp14:editId="315616A9">
-            <wp:extent cx="2948940" cy="1927142"/>
-            <wp:effectExtent l="0" t="0" r="3810" b="0"/>
-            <wp:docPr id="15" name="图片 15"/>
-            <wp:cNvGraphicFramePr>
-              <a:graphicFrameLocks xmlns:a="http://schemas.openxmlformats.org/drawingml/2006/main" noChangeAspect="1"/>
-            </wp:cNvGraphicFramePr>
-            <a:graphic xmlns:a="http://schemas.openxmlformats.org/drawingml/2006/main">
-              <a:graphicData uri="http://schemas.openxmlformats.org/drawingml/2006/picture">
-                <pic:pic xmlns:pic="http://schemas.openxmlformats.org/drawingml/2006/picture">
-                  <pic:nvPicPr>
-                    <pic:cNvPr id="0" name="Picture 17"/>
-                    <pic:cNvPicPr>
-                      <a:picLocks noChangeAspect="1" noChangeArrowheads="1"/>
-                    </pic:cNvPicPr>
-                  </pic:nvPicPr>
-                  <pic:blipFill>
-                    <a:blip r:embed="rId16">
-                      <a:extLst>
-                        <a:ext uri="{28A0092B-C50C-407E-A947-70E740481C1C}">
-                          <a14:useLocalDpi xmlns:a14="http://schemas.microsoft.com/office/drawing/2010/main" val="0"/>
-                        </a:ext>
-                      </a:extLst>
-                    </a:blip>
-                    <a:srcRect/>
-                    <a:stretch>
-                      <a:fillRect/>
-                    </a:stretch>
-                  </pic:blipFill>
-                  <pic:spPr bwMode="auto">
-                    <a:xfrm>
-                      <a:off x="0" y="0"/>
-                      <a:ext cx="2961256" cy="1935190"/>
-                    </a:xfrm>
-                    <a:prstGeom prst="rect">
-                      <a:avLst/>
-                    </a:prstGeom>
-                    <a:noFill/>
-                    <a:ln>
-                      <a:noFill/>
-                    </a:ln>
-                  </pic:spPr>
-                </pic:pic>
-              </a:graphicData>
-            </a:graphic>
-          </wp:inline>
-        </w:drawing>
-      </w:r>
-    </w:p>
-    <w:p>
-      <w:pPr>
-        <w:snapToGrid w:val="0"/>
-        <w:rPr>
-          <w:rFonts w:ascii="Tahoma" w:eastAsia="微软雅黑" w:hAnsi="Tahoma"/>
-          <w:kern w:val="0"/>
-          <w:sz w:val="22"/>
-        </w:rPr>
-      </w:pPr>
-      <w:r>
-        <w:rPr>
-          <w:rFonts w:ascii="Tahoma" w:eastAsia="微软雅黑" w:hAnsi="Tahoma" w:hint="eastAsia"/>
-          <w:kern w:val="0"/>
-          <w:sz w:val="22"/>
-        </w:rPr>
-        <w:t>因为里面的两个粒子之间碰撞，并不会出现白色边缘遮挡问题，</w:t>
-      </w:r>
-    </w:p>
-    <w:p>
-      <w:pPr>
-        <w:snapToGrid w:val="0"/>
-        <w:rPr>
-          <w:rFonts w:ascii="Tahoma" w:eastAsia="微软雅黑" w:hAnsi="Tahoma"/>
-          <w:kern w:val="0"/>
-          <w:sz w:val="22"/>
-        </w:rPr>
-      </w:pPr>
-      <w:r>
-        <w:rPr>
-          <w:rFonts w:ascii="Tahoma" w:eastAsia="微软雅黑" w:hAnsi="Tahoma" w:hint="eastAsia"/>
-          <w:kern w:val="0"/>
-          <w:sz w:val="22"/>
-        </w:rPr>
-        <w:t>于是作者我有了</w:t>
-      </w:r>
-      <w:r>
-        <w:rPr>
-          <w:rFonts w:ascii="Tahoma" w:eastAsia="微软雅黑" w:hAnsi="Tahoma" w:hint="eastAsia"/>
-          <w:kern w:val="0"/>
-          <w:sz w:val="22"/>
-        </w:rPr>
-        <w:t xml:space="preserve"> </w:t>
-      </w:r>
-      <w:r>
-        <w:rPr>
-          <w:rFonts w:ascii="Tahoma" w:eastAsia="微软雅黑" w:hAnsi="Tahoma" w:hint="eastAsia"/>
-          <w:kern w:val="0"/>
-          <w:sz w:val="22"/>
-        </w:rPr>
-        <w:t>双层粒子</w:t>
-      </w:r>
-      <w:r>
-        <w:rPr>
-          <w:rFonts w:ascii="Tahoma" w:eastAsia="微软雅黑" w:hAnsi="Tahoma" w:hint="eastAsia"/>
-          <w:kern w:val="0"/>
-          <w:sz w:val="22"/>
-        </w:rPr>
-        <w:t xml:space="preserve"> </w:t>
-      </w:r>
-      <w:r>
-        <w:rPr>
-          <w:rFonts w:ascii="Tahoma" w:eastAsia="微软雅黑" w:hAnsi="Tahoma" w:hint="eastAsia"/>
-          <w:kern w:val="0"/>
-          <w:sz w:val="22"/>
-        </w:rPr>
-        <w:t>的设计想法。</w:t>
-      </w:r>
-    </w:p>
-    <w:p>
-      <w:pPr>
-        <w:snapToGrid w:val="0"/>
-        <w:rPr>
-          <w:rFonts w:ascii="Tahoma" w:eastAsia="微软雅黑" w:hAnsi="Tahoma"/>
-          <w:kern w:val="0"/>
-          <w:sz w:val="22"/>
-        </w:rPr>
-      </w:pPr>
-      <w:r>
-        <w:rPr>
-          <w:rFonts w:ascii="Tahoma" w:eastAsia="微软雅黑" w:hAnsi="Tahoma" w:hint="eastAsia"/>
-          <w:kern w:val="0"/>
-          <w:sz w:val="22"/>
-        </w:rPr>
-        <w:t>写好功能后，自然也要模仿制作一个相应的示例。</w:t>
-      </w:r>
-    </w:p>
-    <w:p>
-      <w:pPr>
-        <w:snapToGrid w:val="0"/>
-        <w:rPr>
-          <w:rFonts w:ascii="Tahoma" w:eastAsia="微软雅黑" w:hAnsi="Tahoma"/>
-          <w:kern w:val="0"/>
-          <w:sz w:val="22"/>
-        </w:rPr>
-      </w:pPr>
-      <w:r>
-        <w:rPr>
-          <w:rFonts w:ascii="Tahoma" w:eastAsia="微软雅黑" w:hAnsi="Tahoma" w:hint="eastAsia"/>
-          <w:kern w:val="0"/>
-          <w:sz w:val="22"/>
-        </w:rPr>
-        <w:t>但是单纯的画一个背景，没有意义，于是就加了点剧情，就“小爱丽丝购物频道”吧。</w:t>
-      </w:r>
-    </w:p>
-    <w:p>
-      <w:pPr>
-        <w:snapToGrid w:val="0"/>
-        <w:rPr>
-          <w:rFonts w:ascii="Tahoma" w:eastAsia="微软雅黑" w:hAnsi="Tahoma"/>
-          <w:kern w:val="0"/>
-          <w:sz w:val="22"/>
-        </w:rPr>
-      </w:pPr>
-    </w:p>
-    <w:p>
-      <w:pPr>
-        <w:widowControl/>
-        <w:jc w:val="left"/>
-        <w:rPr>
-          <w:rFonts w:ascii="Tahoma" w:eastAsia="微软雅黑" w:hAnsi="Tahoma"/>
-          <w:kern w:val="0"/>
-          <w:sz w:val="22"/>
-        </w:rPr>
-      </w:pPr>
-      <w:r>
-        <w:rPr>
-          <w:rFonts w:ascii="Tahoma" w:eastAsia="微软雅黑" w:hAnsi="Tahoma"/>
           <w:kern w:val="0"/>
           <w:sz w:val="22"/>
         </w:rPr>
@@ -3337,6 +3074,7 @@
         </w:rPr>
         <w:t>泡泡粒子</w:t>
       </w:r>
+      <w:proofErr w:type="gramStart"/>
       <w:r>
         <w:rPr>
           <w:rFonts w:ascii="Tahoma" w:eastAsia="微软雅黑" w:hAnsi="Tahoma" w:hint="eastAsia"/>
@@ -3351,7 +3089,16 @@
           <w:kern w:val="0"/>
           <w:sz w:val="22"/>
         </w:rPr>
-        <w:t>不会覆盖到粒子主体，</w:t>
+        <w:t>不会</w:t>
+      </w:r>
+      <w:proofErr w:type="gramEnd"/>
+      <w:r>
+        <w:rPr>
+          <w:rFonts w:ascii="Tahoma" w:eastAsia="微软雅黑" w:hAnsi="Tahoma" w:hint="eastAsia"/>
+          <w:kern w:val="0"/>
+          <w:sz w:val="22"/>
+        </w:rPr>
+        <w:t>覆盖到粒子主体，</w:t>
       </w:r>
     </w:p>
     <w:p>
@@ -4250,8 +3997,18 @@
           <w:kern w:val="0"/>
           <w:sz w:val="22"/>
         </w:rPr>
-        <w:t>小爱丽丝的脸图</w:t>
-      </w:r>
+        <w:t>小爱丽丝</w:t>
+      </w:r>
+      <w:proofErr w:type="gramStart"/>
+      <w:r>
+        <w:rPr>
+          <w:rFonts w:ascii="Tahoma" w:eastAsia="微软雅黑" w:hAnsi="Tahoma" w:hint="eastAsia"/>
+          <w:kern w:val="0"/>
+          <w:sz w:val="22"/>
+        </w:rPr>
+        <w:t>的脸图</w:t>
+      </w:r>
+      <w:proofErr w:type="gramEnd"/>
       <w:r>
         <w:rPr>
           <w:rFonts w:ascii="Tahoma" w:eastAsia="微软雅黑" w:hAnsi="Tahoma" w:hint="eastAsia"/>
@@ -4288,7 +4045,25 @@
           <w:kern w:val="0"/>
           <w:sz w:val="22"/>
         </w:rPr>
-        <w:t>每次小爱丽丝发言时，需要作出发言动作，详细可以看后面章节：</w:t>
+        <w:t>每次小爱丽丝发言时，需要</w:t>
+      </w:r>
+      <w:proofErr w:type="gramStart"/>
+      <w:r>
+        <w:rPr>
+          <w:rFonts w:ascii="Tahoma" w:eastAsia="微软雅黑" w:hAnsi="Tahoma" w:hint="eastAsia"/>
+          <w:kern w:val="0"/>
+          <w:sz w:val="22"/>
+        </w:rPr>
+        <w:t>作出</w:t>
+      </w:r>
+      <w:proofErr w:type="gramEnd"/>
+      <w:r>
+        <w:rPr>
+          <w:rFonts w:ascii="Tahoma" w:eastAsia="微软雅黑" w:hAnsi="Tahoma" w:hint="eastAsia"/>
+          <w:kern w:val="0"/>
+          <w:sz w:val="22"/>
+        </w:rPr>
+        <w:t>发言动作，详细可以看后面章节：</w:t>
       </w:r>
       <w:hyperlink w:anchor="发言动作" w:history="1">
         <w:r>
@@ -4415,7 +4190,25 @@
           <w:kern w:val="0"/>
           <w:sz w:val="22"/>
         </w:rPr>
-        <w:t>在每次人物发言前，都先较大幅度抖动一下，此效果通过呼吸效果实现。</w:t>
+        <w:t>在每次人物发言前，</w:t>
+      </w:r>
+      <w:proofErr w:type="gramStart"/>
+      <w:r>
+        <w:rPr>
+          <w:rFonts w:ascii="Tahoma" w:eastAsia="微软雅黑" w:hAnsi="Tahoma" w:hint="eastAsia"/>
+          <w:kern w:val="0"/>
+          <w:sz w:val="22"/>
+        </w:rPr>
+        <w:t>都先较大幅度</w:t>
+      </w:r>
+      <w:proofErr w:type="gramEnd"/>
+      <w:r>
+        <w:rPr>
+          <w:rFonts w:ascii="Tahoma" w:eastAsia="微软雅黑" w:hAnsi="Tahoma" w:hint="eastAsia"/>
+          <w:kern w:val="0"/>
+          <w:sz w:val="22"/>
+        </w:rPr>
+        <w:t>抖动一下，此效果通过呼吸效果实现。</w:t>
       </w:r>
     </w:p>
     <w:p>
@@ -4857,7 +4650,25 @@
           <w:kern w:val="0"/>
           <w:sz w:val="22"/>
         </w:rPr>
-        <w:t>小爱丽丝先会纵向压扁，然后换资源后，再展开。（实际</w:t>
+        <w:t>小爱丽丝先会纵向压扁，然后</w:t>
+      </w:r>
+      <w:proofErr w:type="gramStart"/>
+      <w:r>
+        <w:rPr>
+          <w:rFonts w:ascii="Tahoma" w:eastAsia="微软雅黑" w:hAnsi="Tahoma" w:hint="eastAsia"/>
+          <w:kern w:val="0"/>
+          <w:sz w:val="22"/>
+        </w:rPr>
+        <w:t>换资源</w:t>
+      </w:r>
+      <w:proofErr w:type="gramEnd"/>
+      <w:r>
+        <w:rPr>
+          <w:rFonts w:ascii="Tahoma" w:eastAsia="微软雅黑" w:hAnsi="Tahoma" w:hint="eastAsia"/>
+          <w:kern w:val="0"/>
+          <w:sz w:val="22"/>
+        </w:rPr>
+        <w:t>后，再展开。（实际</w:t>
       </w:r>
       <w:r>
         <w:rPr>
@@ -4875,13 +4686,23 @@
         </w:rPr>
         <w:t>给变量赋值时，</w:t>
       </w:r>
-      <w:r>
-        <w:rPr>
-          <w:rFonts w:ascii="Tahoma" w:eastAsia="微软雅黑" w:hAnsi="Tahoma" w:hint="eastAsia"/>
-          <w:kern w:val="0"/>
-          <w:sz w:val="22"/>
-        </w:rPr>
-        <w:t>找图片资源</w:t>
+      <w:proofErr w:type="gramStart"/>
+      <w:r>
+        <w:rPr>
+          <w:rFonts w:ascii="Tahoma" w:eastAsia="微软雅黑" w:hAnsi="Tahoma" w:hint="eastAsia"/>
+          <w:kern w:val="0"/>
+          <w:sz w:val="22"/>
+        </w:rPr>
+        <w:t>找图片</w:t>
+      </w:r>
+      <w:proofErr w:type="gramEnd"/>
+      <w:r>
+        <w:rPr>
+          <w:rFonts w:ascii="Tahoma" w:eastAsia="微软雅黑" w:hAnsi="Tahoma" w:hint="eastAsia"/>
+          <w:kern w:val="0"/>
+          <w:sz w:val="22"/>
+        </w:rPr>
+        <w:t>资源</w:t>
       </w:r>
       <w:r>
         <w:rPr>
@@ -4897,7 +4718,25 @@
           <w:kern w:val="0"/>
           <w:sz w:val="22"/>
         </w:rPr>
-        <w:t>的过程非常麻烦，但目前作者还没找到更好的方法优化此过程</w:t>
+        <w:t>的过程非常麻烦，但目前作者还没找到更好的方法</w:t>
+      </w:r>
+      <w:proofErr w:type="gramStart"/>
+      <w:r>
+        <w:rPr>
+          <w:rFonts w:ascii="Tahoma" w:eastAsia="微软雅黑" w:hAnsi="Tahoma" w:hint="eastAsia"/>
+          <w:kern w:val="0"/>
+          <w:sz w:val="22"/>
+        </w:rPr>
+        <w:t>优化此</w:t>
+      </w:r>
+      <w:proofErr w:type="gramEnd"/>
+      <w:r>
+        <w:rPr>
+          <w:rFonts w:ascii="Tahoma" w:eastAsia="微软雅黑" w:hAnsi="Tahoma" w:hint="eastAsia"/>
+          <w:kern w:val="0"/>
+          <w:sz w:val="22"/>
+        </w:rPr>
+        <w:t>过程</w:t>
       </w:r>
       <w:r>
         <w:rPr>
@@ -5007,19 +4846,19 @@
           <w:rFonts w:hint="eastAsia"/>
         </w:rPr>
         <w:lastRenderedPageBreak/>
+        <w:t>===</w:t>
+      </w:r>
+      <w:r>
+        <w:rPr>
+          <w:rFonts w:hint="eastAsia"/>
+        </w:rPr>
         <w:t>购物频道</w:t>
       </w:r>
       <w:r>
         <w:rPr>
           <w:rFonts w:hint="eastAsia"/>
         </w:rPr>
-        <w:t>-</w:t>
-      </w:r>
-      <w:r>
-        <w:rPr>
-          <w:rFonts w:hint="eastAsia"/>
-        </w:rPr>
-        <w:t>细节问题</w:t>
+        <w:t xml:space="preserve"> - 注意事项===</w:t>
       </w:r>
     </w:p>
     <w:p>
@@ -5671,8 +5510,18 @@
           <w:kern w:val="0"/>
           <w:sz w:val="22"/>
         </w:rPr>
-        <w:t>同样的，如果背景设为了</w:t>
-      </w:r>
+        <w:t>同样的，如果背景</w:t>
+      </w:r>
+      <w:proofErr w:type="gramStart"/>
+      <w:r>
+        <w:rPr>
+          <w:rFonts w:ascii="Tahoma" w:eastAsia="微软雅黑" w:hAnsi="Tahoma" w:hint="eastAsia"/>
+          <w:kern w:val="0"/>
+          <w:sz w:val="22"/>
+        </w:rPr>
+        <w:t>设为了</w:t>
+      </w:r>
+      <w:proofErr w:type="gramEnd"/>
       <w:r>
         <w:rPr>
           <w:rFonts w:ascii="Tahoma" w:eastAsia="微软雅黑" w:hAnsi="Tahoma" w:hint="eastAsia"/>
@@ -5854,7 +5703,7 @@
 </file>
 
 <file path=word/endnotes.xml><?xml version="1.0" encoding="utf-8"?>
-<w:endnotes xmlns:wpc="http://schemas.microsoft.com/office/word/2010/wordprocessingCanvas" xmlns:cx="http://schemas.microsoft.com/office/drawing/2014/chartex" xmlns:cx1="http://schemas.microsoft.com/office/drawing/2015/9/8/chartex" xmlns:cx2="http://schemas.microsoft.com/office/drawing/2015/10/21/chartex" xmlns:cx3="http://schemas.microsoft.com/office/drawing/2016/5/9/chartex" xmlns:cx4="http://schemas.microsoft.com/office/drawing/2016/5/10/chartex" xmlns:cx5="http://schemas.microsoft.com/office/drawing/2016/5/11/chartex" xmlns:cx6="http://schemas.microsoft.com/office/drawing/2016/5/12/chartex" xmlns:cx7="http://schemas.microsoft.com/office/drawing/2016/5/13/chartex" xmlns:cx8="http://schemas.microsoft.com/office/drawing/2016/5/14/chartex" xmlns:mc="http://schemas.openxmlformats.org/markup-compatibility/2006" xmlns:aink="http://schemas.microsoft.com/office/drawing/2016/ink" xmlns:am3d="http://schemas.microsoft.com/office/drawing/2017/model3d" xmlns:o="urn:schemas-microsoft-com:office:office" xmlns:oel="http://schemas.microsoft.com/office/2019/extlst" xmlns:r="http://schemas.openxmlformats.org/officeDocument/2006/relationships" xmlns:m="http://schemas.openxmlformats.org/officeDocument/2006/math" xmlns:v="urn:schemas-microsoft-com:vml" xmlns:wp14="http://schemas.microsoft.com/office/word/2010/wordprocessingDrawing" xmlns:wp="http://schemas.openxmlformats.org/drawingml/2006/wordprocessingDrawing" xmlns:w10="urn:schemas-microsoft-com:office:word" xmlns:w="http://schemas.openxmlformats.org/wordprocessingml/2006/main" xmlns:w14="http://schemas.microsoft.com/office/word/2010/wordml" xmlns:w15="http://schemas.microsoft.com/office/word/2012/wordml" xmlns:w16cex="http://schemas.microsoft.com/office/word/2018/wordml/cex" xmlns:w16cid="http://schemas.microsoft.com/office/word/2016/wordml/cid" xmlns:w16="http://schemas.microsoft.com/office/word/2018/wordml" xmlns:w16du="http://schemas.microsoft.com/office/word/2023/wordml/word16du" xmlns:w16sdtdh="http://schemas.microsoft.com/office/word/2020/wordml/sdtdatahash" xmlns:w16se="http://schemas.microsoft.com/office/word/2015/wordml/symex" xmlns:wpg="http://schemas.microsoft.com/office/word/2010/wordprocessingGroup" xmlns:wpi="http://schemas.microsoft.com/office/word/2010/wordprocessingInk" xmlns:wne="http://schemas.microsoft.com/office/word/2006/wordml" xmlns:wps="http://schemas.microsoft.com/office/word/2010/wordprocessingShape" mc:Ignorable="w14 w15 w16se w16cid w16 w16cex w16sdtdh w16du wp14">
+<w:endnotes xmlns:wpc="http://schemas.microsoft.com/office/word/2010/wordprocessingCanvas" xmlns:cx="http://schemas.microsoft.com/office/drawing/2014/chartex" xmlns:cx1="http://schemas.microsoft.com/office/drawing/2015/9/8/chartex" xmlns:cx2="http://schemas.microsoft.com/office/drawing/2015/10/21/chartex" xmlns:cx3="http://schemas.microsoft.com/office/drawing/2016/5/9/chartex" xmlns:cx4="http://schemas.microsoft.com/office/drawing/2016/5/10/chartex" xmlns:cx5="http://schemas.microsoft.com/office/drawing/2016/5/11/chartex" xmlns:cx6="http://schemas.microsoft.com/office/drawing/2016/5/12/chartex" xmlns:cx7="http://schemas.microsoft.com/office/drawing/2016/5/13/chartex" xmlns:cx8="http://schemas.microsoft.com/office/drawing/2016/5/14/chartex" xmlns:mc="http://schemas.openxmlformats.org/markup-compatibility/2006" xmlns:aink="http://schemas.microsoft.com/office/drawing/2016/ink" xmlns:am3d="http://schemas.microsoft.com/office/drawing/2017/model3d" xmlns:o="urn:schemas-microsoft-com:office:office" xmlns:oel="http://schemas.microsoft.com/office/2019/extlst" xmlns:r="http://schemas.openxmlformats.org/officeDocument/2006/relationships" xmlns:m="http://schemas.openxmlformats.org/officeDocument/2006/math" xmlns:v="urn:schemas-microsoft-com:vml" xmlns:wp14="http://schemas.microsoft.com/office/word/2010/wordprocessingDrawing" xmlns:wp="http://schemas.openxmlformats.org/drawingml/2006/wordprocessingDrawing" xmlns:w10="urn:schemas-microsoft-com:office:word" xmlns:w="http://schemas.openxmlformats.org/wordprocessingml/2006/main" xmlns:w14="http://schemas.microsoft.com/office/word/2010/wordml" xmlns:w15="http://schemas.microsoft.com/office/word/2012/wordml" xmlns:w16cex="http://schemas.microsoft.com/office/word/2018/wordml/cex" xmlns:w16cid="http://schemas.microsoft.com/office/word/2016/wordml/cid" xmlns:w16="http://schemas.microsoft.com/office/word/2018/wordml" xmlns:w16du="http://schemas.microsoft.com/office/word/2023/wordml/word16du" xmlns:w16sdtdh="http://schemas.microsoft.com/office/word/2020/wordml/sdtdatahash" xmlns:w16sdtfl="http://schemas.microsoft.com/office/word/2024/wordml/sdtformatlock" xmlns:w16se="http://schemas.microsoft.com/office/word/2015/wordml/symex" xmlns:wpg="http://schemas.microsoft.com/office/word/2010/wordprocessingGroup" xmlns:wpi="http://schemas.microsoft.com/office/word/2010/wordprocessingInk" xmlns:wne="http://schemas.microsoft.com/office/word/2006/wordml" xmlns:wps="http://schemas.microsoft.com/office/word/2010/wordprocessingShape" mc:Ignorable="w14 w15 w16se w16cid w16 w16cex w16sdtdh w16sdtfl w16du wp14">
   <w:endnote w:type="separator" w:id="-1">
     <w:p>
       <w:pPr>
@@ -5883,7 +5732,7 @@
 </file>
 
 <file path=word/footnotes.xml><?xml version="1.0" encoding="utf-8"?>
-<w:footnotes xmlns:wpc="http://schemas.microsoft.com/office/word/2010/wordprocessingCanvas" xmlns:cx="http://schemas.microsoft.com/office/drawing/2014/chartex" xmlns:cx1="http://schemas.microsoft.com/office/drawing/2015/9/8/chartex" xmlns:cx2="http://schemas.microsoft.com/office/drawing/2015/10/21/chartex" xmlns:cx3="http://schemas.microsoft.com/office/drawing/2016/5/9/chartex" xmlns:cx4="http://schemas.microsoft.com/office/drawing/2016/5/10/chartex" xmlns:cx5="http://schemas.microsoft.com/office/drawing/2016/5/11/chartex" xmlns:cx6="http://schemas.microsoft.com/office/drawing/2016/5/12/chartex" xmlns:cx7="http://schemas.microsoft.com/office/drawing/2016/5/13/chartex" xmlns:cx8="http://schemas.microsoft.com/office/drawing/2016/5/14/chartex" xmlns:mc="http://schemas.openxmlformats.org/markup-compatibility/2006" xmlns:aink="http://schemas.microsoft.com/office/drawing/2016/ink" xmlns:am3d="http://schemas.microsoft.com/office/drawing/2017/model3d" xmlns:o="urn:schemas-microsoft-com:office:office" xmlns:oel="http://schemas.microsoft.com/office/2019/extlst" xmlns:r="http://schemas.openxmlformats.org/officeDocument/2006/relationships" xmlns:m="http://schemas.openxmlformats.org/officeDocument/2006/math" xmlns:v="urn:schemas-microsoft-com:vml" xmlns:wp14="http://schemas.microsoft.com/office/word/2010/wordprocessingDrawing" xmlns:wp="http://schemas.openxmlformats.org/drawingml/2006/wordprocessingDrawing" xmlns:w10="urn:schemas-microsoft-com:office:word" xmlns:w="http://schemas.openxmlformats.org/wordprocessingml/2006/main" xmlns:w14="http://schemas.microsoft.com/office/word/2010/wordml" xmlns:w15="http://schemas.microsoft.com/office/word/2012/wordml" xmlns:w16cex="http://schemas.microsoft.com/office/word/2018/wordml/cex" xmlns:w16cid="http://schemas.microsoft.com/office/word/2016/wordml/cid" xmlns:w16="http://schemas.microsoft.com/office/word/2018/wordml" xmlns:w16du="http://schemas.microsoft.com/office/word/2023/wordml/word16du" xmlns:w16sdtdh="http://schemas.microsoft.com/office/word/2020/wordml/sdtdatahash" xmlns:w16se="http://schemas.microsoft.com/office/word/2015/wordml/symex" xmlns:wpg="http://schemas.microsoft.com/office/word/2010/wordprocessingGroup" xmlns:wpi="http://schemas.microsoft.com/office/word/2010/wordprocessingInk" xmlns:wne="http://schemas.microsoft.com/office/word/2006/wordml" xmlns:wps="http://schemas.microsoft.com/office/word/2010/wordprocessingShape" mc:Ignorable="w14 w15 w16se w16cid w16 w16cex w16sdtdh w16du wp14">
+<w:footnotes xmlns:wpc="http://schemas.microsoft.com/office/word/2010/wordprocessingCanvas" xmlns:cx="http://schemas.microsoft.com/office/drawing/2014/chartex" xmlns:cx1="http://schemas.microsoft.com/office/drawing/2015/9/8/chartex" xmlns:cx2="http://schemas.microsoft.com/office/drawing/2015/10/21/chartex" xmlns:cx3="http://schemas.microsoft.com/office/drawing/2016/5/9/chartex" xmlns:cx4="http://schemas.microsoft.com/office/drawing/2016/5/10/chartex" xmlns:cx5="http://schemas.microsoft.com/office/drawing/2016/5/11/chartex" xmlns:cx6="http://schemas.microsoft.com/office/drawing/2016/5/12/chartex" xmlns:cx7="http://schemas.microsoft.com/office/drawing/2016/5/13/chartex" xmlns:cx8="http://schemas.microsoft.com/office/drawing/2016/5/14/chartex" xmlns:mc="http://schemas.openxmlformats.org/markup-compatibility/2006" xmlns:aink="http://schemas.microsoft.com/office/drawing/2016/ink" xmlns:am3d="http://schemas.microsoft.com/office/drawing/2017/model3d" xmlns:o="urn:schemas-microsoft-com:office:office" xmlns:oel="http://schemas.microsoft.com/office/2019/extlst" xmlns:r="http://schemas.openxmlformats.org/officeDocument/2006/relationships" xmlns:m="http://schemas.openxmlformats.org/officeDocument/2006/math" xmlns:v="urn:schemas-microsoft-com:vml" xmlns:wp14="http://schemas.microsoft.com/office/word/2010/wordprocessingDrawing" xmlns:wp="http://schemas.openxmlformats.org/drawingml/2006/wordprocessingDrawing" xmlns:w10="urn:schemas-microsoft-com:office:word" xmlns:w="http://schemas.openxmlformats.org/wordprocessingml/2006/main" xmlns:w14="http://schemas.microsoft.com/office/word/2010/wordml" xmlns:w15="http://schemas.microsoft.com/office/word/2012/wordml" xmlns:w16cex="http://schemas.microsoft.com/office/word/2018/wordml/cex" xmlns:w16cid="http://schemas.microsoft.com/office/word/2016/wordml/cid" xmlns:w16="http://schemas.microsoft.com/office/word/2018/wordml" xmlns:w16du="http://schemas.microsoft.com/office/word/2023/wordml/word16du" xmlns:w16sdtdh="http://schemas.microsoft.com/office/word/2020/wordml/sdtdatahash" xmlns:w16sdtfl="http://schemas.microsoft.com/office/word/2024/wordml/sdtformatlock" xmlns:w16se="http://schemas.microsoft.com/office/word/2015/wordml/symex" xmlns:wpg="http://schemas.microsoft.com/office/word/2010/wordprocessingGroup" xmlns:wpi="http://schemas.microsoft.com/office/word/2010/wordprocessingInk" xmlns:wne="http://schemas.microsoft.com/office/word/2006/wordml" xmlns:wps="http://schemas.microsoft.com/office/word/2010/wordprocessingShape" mc:Ignorable="w14 w15 w16se w16cid w16 w16cex w16sdtdh w16sdtfl w16du wp14">
   <w:footnote w:type="separator" w:id="-1">
     <w:p>
       <w:pPr>
@@ -5912,7 +5761,7 @@
 </file>
 
 <file path=word/header1.xml><?xml version="1.0" encoding="utf-8"?>
-<w:hdr xmlns:wpc="http://schemas.microsoft.com/office/word/2010/wordprocessingCanvas" xmlns:cx="http://schemas.microsoft.com/office/drawing/2014/chartex" xmlns:cx1="http://schemas.microsoft.com/office/drawing/2015/9/8/chartex" xmlns:cx2="http://schemas.microsoft.com/office/drawing/2015/10/21/chartex" xmlns:cx3="http://schemas.microsoft.com/office/drawing/2016/5/9/chartex" xmlns:cx4="http://schemas.microsoft.com/office/drawing/2016/5/10/chartex" xmlns:cx5="http://schemas.microsoft.com/office/drawing/2016/5/11/chartex" xmlns:cx6="http://schemas.microsoft.com/office/drawing/2016/5/12/chartex" xmlns:cx7="http://schemas.microsoft.com/office/drawing/2016/5/13/chartex" xmlns:cx8="http://schemas.microsoft.com/office/drawing/2016/5/14/chartex" xmlns:mc="http://schemas.openxmlformats.org/markup-compatibility/2006" xmlns:aink="http://schemas.microsoft.com/office/drawing/2016/ink" xmlns:am3d="http://schemas.microsoft.com/office/drawing/2017/model3d" xmlns:o="urn:schemas-microsoft-com:office:office" xmlns:oel="http://schemas.microsoft.com/office/2019/extlst" xmlns:r="http://schemas.openxmlformats.org/officeDocument/2006/relationships" xmlns:m="http://schemas.openxmlformats.org/officeDocument/2006/math" xmlns:v="urn:schemas-microsoft-com:vml" xmlns:wp14="http://schemas.microsoft.com/office/word/2010/wordprocessingDrawing" xmlns:wp="http://schemas.openxmlformats.org/drawingml/2006/wordprocessingDrawing" xmlns:w10="urn:schemas-microsoft-com:office:word" xmlns:w="http://schemas.openxmlformats.org/wordprocessingml/2006/main" xmlns:w14="http://schemas.microsoft.com/office/word/2010/wordml" xmlns:w15="http://schemas.microsoft.com/office/word/2012/wordml" xmlns:w16cex="http://schemas.microsoft.com/office/word/2018/wordml/cex" xmlns:w16cid="http://schemas.microsoft.com/office/word/2016/wordml/cid" xmlns:w16="http://schemas.microsoft.com/office/word/2018/wordml" xmlns:w16du="http://schemas.microsoft.com/office/word/2023/wordml/word16du" xmlns:w16sdtdh="http://schemas.microsoft.com/office/word/2020/wordml/sdtdatahash" xmlns:w16se="http://schemas.microsoft.com/office/word/2015/wordml/symex" xmlns:wpg="http://schemas.microsoft.com/office/word/2010/wordprocessingGroup" xmlns:wpi="http://schemas.microsoft.com/office/word/2010/wordprocessingInk" xmlns:wne="http://schemas.microsoft.com/office/word/2006/wordml" xmlns:wps="http://schemas.microsoft.com/office/word/2010/wordprocessingShape" mc:Ignorable="w14 w15 w16se w16cid w16 w16cex w16sdtdh w16du wp14">
+<w:hdr xmlns:wpc="http://schemas.microsoft.com/office/word/2010/wordprocessingCanvas" xmlns:cx="http://schemas.microsoft.com/office/drawing/2014/chartex" xmlns:cx1="http://schemas.microsoft.com/office/drawing/2015/9/8/chartex" xmlns:cx2="http://schemas.microsoft.com/office/drawing/2015/10/21/chartex" xmlns:cx3="http://schemas.microsoft.com/office/drawing/2016/5/9/chartex" xmlns:cx4="http://schemas.microsoft.com/office/drawing/2016/5/10/chartex" xmlns:cx5="http://schemas.microsoft.com/office/drawing/2016/5/11/chartex" xmlns:cx6="http://schemas.microsoft.com/office/drawing/2016/5/12/chartex" xmlns:cx7="http://schemas.microsoft.com/office/drawing/2016/5/13/chartex" xmlns:cx8="http://schemas.microsoft.com/office/drawing/2016/5/14/chartex" xmlns:mc="http://schemas.openxmlformats.org/markup-compatibility/2006" xmlns:aink="http://schemas.microsoft.com/office/drawing/2016/ink" xmlns:am3d="http://schemas.microsoft.com/office/drawing/2017/model3d" xmlns:o="urn:schemas-microsoft-com:office:office" xmlns:oel="http://schemas.microsoft.com/office/2019/extlst" xmlns:r="http://schemas.openxmlformats.org/officeDocument/2006/relationships" xmlns:m="http://schemas.openxmlformats.org/officeDocument/2006/math" xmlns:v="urn:schemas-microsoft-com:vml" xmlns:wp14="http://schemas.microsoft.com/office/word/2010/wordprocessingDrawing" xmlns:wp="http://schemas.openxmlformats.org/drawingml/2006/wordprocessingDrawing" xmlns:w10="urn:schemas-microsoft-com:office:word" xmlns:w="http://schemas.openxmlformats.org/wordprocessingml/2006/main" xmlns:w14="http://schemas.microsoft.com/office/word/2010/wordml" xmlns:w15="http://schemas.microsoft.com/office/word/2012/wordml" xmlns:w16cex="http://schemas.microsoft.com/office/word/2018/wordml/cex" xmlns:w16cid="http://schemas.microsoft.com/office/word/2016/wordml/cid" xmlns:w16="http://schemas.microsoft.com/office/word/2018/wordml" xmlns:w16du="http://schemas.microsoft.com/office/word/2023/wordml/word16du" xmlns:w16sdtdh="http://schemas.microsoft.com/office/word/2020/wordml/sdtdatahash" xmlns:w16sdtfl="http://schemas.microsoft.com/office/word/2024/wordml/sdtformatlock" xmlns:w16se="http://schemas.microsoft.com/office/word/2015/wordml/symex" xmlns:wpg="http://schemas.microsoft.com/office/word/2010/wordprocessingGroup" xmlns:wpi="http://schemas.microsoft.com/office/word/2010/wordprocessingInk" xmlns:wne="http://schemas.microsoft.com/office/word/2006/wordml" xmlns:wps="http://schemas.microsoft.com/office/word/2010/wordprocessingShape" mc:Ignorable="w14 w15 w16se w16cid w16 w16cex w16sdtdh w16sdtfl w16du wp14">
   <w:p>
     <w:pPr>
       <w:jc w:val="center"/>
@@ -6022,7 +5871,7 @@
 </file>
 
 <file path=word/styles.xml><?xml version="1.0" encoding="utf-8"?>
-<w:styles xmlns:mc="http://schemas.openxmlformats.org/markup-compatibility/2006" xmlns:r="http://schemas.openxmlformats.org/officeDocument/2006/relationships" xmlns:w="http://schemas.openxmlformats.org/wordprocessingml/2006/main" xmlns:w14="http://schemas.microsoft.com/office/word/2010/wordml" xmlns:w15="http://schemas.microsoft.com/office/word/2012/wordml" xmlns:w16cex="http://schemas.microsoft.com/office/word/2018/wordml/cex" xmlns:w16cid="http://schemas.microsoft.com/office/word/2016/wordml/cid" xmlns:w16="http://schemas.microsoft.com/office/word/2018/wordml" xmlns:w16du="http://schemas.microsoft.com/office/word/2023/wordml/word16du" xmlns:w16sdtdh="http://schemas.microsoft.com/office/word/2020/wordml/sdtdatahash" xmlns:w16se="http://schemas.microsoft.com/office/word/2015/wordml/symex" mc:Ignorable="w14 w15 w16se w16cid w16 w16cex w16sdtdh w16du">
+<w:styles xmlns:mc="http://schemas.openxmlformats.org/markup-compatibility/2006" xmlns:r="http://schemas.openxmlformats.org/officeDocument/2006/relationships" xmlns:w="http://schemas.openxmlformats.org/wordprocessingml/2006/main" xmlns:w14="http://schemas.microsoft.com/office/word/2010/wordml" xmlns:w15="http://schemas.microsoft.com/office/word/2012/wordml" xmlns:w16cex="http://schemas.microsoft.com/office/word/2018/wordml/cex" xmlns:w16cid="http://schemas.microsoft.com/office/word/2016/wordml/cid" xmlns:w16="http://schemas.microsoft.com/office/word/2018/wordml" xmlns:w16du="http://schemas.microsoft.com/office/word/2023/wordml/word16du" xmlns:w16sdtdh="http://schemas.microsoft.com/office/word/2020/wordml/sdtdatahash" xmlns:w16sdtfl="http://schemas.microsoft.com/office/word/2024/wordml/sdtformatlock" xmlns:w16se="http://schemas.microsoft.com/office/word/2015/wordml/symex" mc:Ignorable="w14 w15 w16se w16cid w16 w16cex w16sdtdh w16sdtfl w16du">
   <w:docDefaults>
     <w:rPrDefault>
       <w:rPr>
